--- a/Rest/RestFullApi.docx
+++ b/Rest/RestFullApi.docx
@@ -1,6 +1,6 @@
 
 <file path=word/document.xml><?xml version="1.0" encoding="utf-8"?>
-<w:document xmlns:wpc="http://schemas.microsoft.com/office/word/2010/wordprocessingCanvas" xmlns:cx="http://schemas.microsoft.com/office/drawing/2014/chartex" xmlns:cx1="http://schemas.microsoft.com/office/drawing/2015/9/8/chartex" xmlns:cx2="http://schemas.microsoft.com/office/drawing/2015/10/21/chartex" xmlns:cx3="http://schemas.microsoft.com/office/drawing/2016/5/9/chartex" xmlns:cx4="http://schemas.microsoft.com/office/drawing/2016/5/10/chartex" xmlns:cx5="http://schemas.microsoft.com/office/drawing/2016/5/11/chartex" xmlns:cx6="http://schemas.microsoft.com/office/drawing/2016/5/12/chartex" xmlns:cx7="http://schemas.microsoft.com/office/drawing/2016/5/13/chartex" xmlns:cx8="http://schemas.microsoft.com/office/drawing/2016/5/14/chartex" xmlns:mc="http://schemas.openxmlformats.org/markup-compatibility/2006" xmlns:aink="http://schemas.microsoft.com/office/drawing/2016/ink" xmlns:am3d="http://schemas.microsoft.com/office/drawing/2017/model3d" xmlns:o="urn:schemas-microsoft-com:office:office" xmlns:oel="http://schemas.microsoft.com/office/2019/extlst" xmlns:r="http://schemas.openxmlformats.org/officeDocument/2006/relationships" xmlns:m="http://schemas.openxmlformats.org/officeDocument/2006/math" xmlns:v="urn:schemas-microsoft-com:vml" xmlns:wp14="http://schemas.microsoft.com/office/word/2010/wordprocessingDrawing" xmlns:wp="http://schemas.openxmlformats.org/drawingml/2006/wordprocessingDrawing" xmlns:w10="urn:schemas-microsoft-com:office:word" xmlns:w="http://schemas.openxmlformats.org/wordprocessingml/2006/main" xmlns:w14="http://schemas.microsoft.com/office/word/2010/wordml" xmlns:w15="http://schemas.microsoft.com/office/word/2012/wordml" xmlns:w16cex="http://schemas.microsoft.com/office/word/2018/wordml/cex" xmlns:w16cid="http://schemas.microsoft.com/office/word/2016/wordml/cid" xmlns:w16="http://schemas.microsoft.com/office/word/2018/wordml" xmlns:w16du="http://schemas.microsoft.com/office/word/2023/wordml/word16du" xmlns:w16sdtdh="http://schemas.microsoft.com/office/word/2020/wordml/sdtdatahash" xmlns:w16sdtfl="http://schemas.microsoft.com/office/word/2024/wordml/sdtformatlock" xmlns:w16se="http://schemas.microsoft.com/office/word/2015/wordml/symex" xmlns:wpg="http://schemas.microsoft.com/office/word/2010/wordprocessingGroup" xmlns:wpi="http://schemas.microsoft.com/office/word/2010/wordprocessingInk" xmlns:wne="http://schemas.microsoft.com/office/word/2006/wordml" xmlns:wps="http://schemas.microsoft.com/office/word/2010/wordprocessingShape" mc:Ignorable="w14 w15 w16se w16cid w16 w16cex w16sdtdh w16sdtfl w16du wp14">
+<w:document xmlns:wpc="http://schemas.microsoft.com/office/word/2010/wordprocessingCanvas" xmlns:cx="http://schemas.microsoft.com/office/drawing/2014/chartex" xmlns:cx1="http://schemas.microsoft.com/office/drawing/2015/9/8/chartex" xmlns:mc="http://schemas.openxmlformats.org/markup-compatibility/2006" xmlns:o="urn:schemas-microsoft-com:office:office" xmlns:r="http://schemas.openxmlformats.org/officeDocument/2006/relationships" xmlns:m="http://schemas.openxmlformats.org/officeDocument/2006/math" xmlns:v="urn:schemas-microsoft-com:vml" xmlns:wp14="http://schemas.microsoft.com/office/word/2010/wordprocessingDrawing" xmlns:wp="http://schemas.openxmlformats.org/drawingml/2006/wordprocessingDrawing" xmlns:w10="urn:schemas-microsoft-com:office:word" xmlns:w="http://schemas.openxmlformats.org/wordprocessingml/2006/main" xmlns:w14="http://schemas.microsoft.com/office/word/2010/wordml" xmlns:w15="http://schemas.microsoft.com/office/word/2012/wordml" xmlns:w16se="http://schemas.microsoft.com/office/word/2015/wordml/symex" xmlns:wpg="http://schemas.microsoft.com/office/word/2010/wordprocessingGroup" xmlns:wpi="http://schemas.microsoft.com/office/word/2010/wordprocessingInk" xmlns:wne="http://schemas.microsoft.com/office/word/2006/wordml" xmlns:wps="http://schemas.microsoft.com/office/word/2010/wordprocessingShape" mc:Ignorable="w14 w15 w16se wp14">
   <w:body>
     <w:p>
       <w:pPr>
@@ -307,6 +307,7 @@
         <w:t xml:space="preserve">Partner </w:t>
       </w:r>
       <w:proofErr w:type="spellStart"/>
+      <w:proofErr w:type="gramStart"/>
       <w:r>
         <w:rPr>
           <w:rFonts w:cs="B Nazanin"/>
@@ -350,7 +351,18 @@
           <w:rtl/>
           <w:lang w:bidi="fa-IR"/>
         </w:rPr>
-        <w:t>به صورت اشتراکی است و نیاز به پرداخت هزینه دارد مثل استعلام های مختلف</w:t>
+        <w:t>به</w:t>
+      </w:r>
+      <w:proofErr w:type="gramEnd"/>
+      <w:r>
+        <w:rPr>
+          <w:rFonts w:cs="B Nazanin" w:hint="cs"/>
+          <w:sz w:val="28"/>
+          <w:szCs w:val="28"/>
+          <w:rtl/>
+          <w:lang w:bidi="fa-IR"/>
+        </w:rPr>
+        <w:t xml:space="preserve"> صورت اشتراکی است و نیاز به پرداخت هزینه دارد مثل استعلام های مختلف</w:t>
       </w:r>
     </w:p>
     <w:p>
@@ -454,6 +466,7 @@
         </w:rPr>
         <w:t xml:space="preserve"> می دهد مثلا در </w:t>
       </w:r>
+      <w:proofErr w:type="spellStart"/>
       <w:r>
         <w:rPr>
           <w:rFonts w:cs="B Nazanin"/>
@@ -463,15 +476,36 @@
         </w:rPr>
         <w:t>microservice</w:t>
       </w:r>
-      <w:r>
-        <w:rPr>
-          <w:rFonts w:cs="B Nazanin" w:hint="cs"/>
-          <w:sz w:val="28"/>
-          <w:szCs w:val="28"/>
-          <w:rtl/>
-          <w:lang w:bidi="fa-IR"/>
-        </w:rPr>
-        <w:t xml:space="preserve"> ها یا سیستم های ماژولار کاربر به فروشگاه و کاربرد فقط داخلی دارد و سیستم خودمان استفاده می شود.</w:t>
+      <w:proofErr w:type="spellEnd"/>
+      <w:r>
+        <w:rPr>
+          <w:rFonts w:cs="B Nazanin" w:hint="cs"/>
+          <w:sz w:val="28"/>
+          <w:szCs w:val="28"/>
+          <w:rtl/>
+          <w:lang w:bidi="fa-IR"/>
+        </w:rPr>
+        <w:t xml:space="preserve"> ها یا سیستم های ماژولار کاربر به فروشگاه</w:t>
+      </w:r>
+      <w:r>
+        <w:rPr>
+          <w:rFonts w:cs="B Nazanin" w:hint="cs"/>
+          <w:sz w:val="28"/>
+          <w:szCs w:val="28"/>
+          <w:rtl/>
+          <w:lang w:bidi="fa-IR"/>
+        </w:rPr>
+        <w:t>.</w:t>
+      </w:r>
+      <w:r>
+        <w:rPr>
+          <w:rFonts w:cs="B Nazanin" w:hint="cs"/>
+          <w:sz w:val="28"/>
+          <w:szCs w:val="28"/>
+          <w:rtl/>
+          <w:lang w:bidi="fa-IR"/>
+        </w:rPr>
+        <w:t xml:space="preserve"> کاربرد فقط داخلی دارد و سیستم خودمان استفاده می شود.</w:t>
       </w:r>
     </w:p>
     <w:p>
@@ -531,6 +565,7 @@
         </w:rPr>
         <w:t xml:space="preserve">بیشترین کاربرد را در </w:t>
       </w:r>
+      <w:proofErr w:type="spellStart"/>
       <w:r>
         <w:rPr>
           <w:rFonts w:cs="B Nazanin"/>
@@ -540,6 +575,7 @@
         </w:rPr>
         <w:t>microservice</w:t>
       </w:r>
+      <w:proofErr w:type="spellEnd"/>
       <w:r>
         <w:rPr>
           <w:rFonts w:cs="B Nazanin" w:hint="cs"/>
@@ -728,7 +764,16 @@
           <w:szCs w:val="28"/>
           <w:lang w:bidi="fa-IR"/>
         </w:rPr>
-        <w:t>.net</w:t>
+        <w:t xml:space="preserve"> dot </w:t>
+      </w:r>
+      <w:r>
+        <w:rPr>
+          <w:rFonts w:cs="B Nazanin"/>
+          <w:sz w:val="28"/>
+          <w:szCs w:val="28"/>
+          <w:lang w:bidi="fa-IR"/>
+        </w:rPr>
+        <w:t>net</w:t>
       </w:r>
       <w:r>
         <w:rPr>
@@ -813,7 +858,6 @@
           <w:szCs w:val="28"/>
           <w:lang w:bidi="fa-IR"/>
         </w:rPr>
-        <w:lastRenderedPageBreak/>
         <w:t>Rpc</w:t>
       </w:r>
       <w:proofErr w:type="spellEnd"/>
@@ -1016,7 +1060,16 @@
           <w:szCs w:val="28"/>
           <w:lang w:bidi="fa-IR"/>
         </w:rPr>
-        <w:t>.net</w:t>
+        <w:t xml:space="preserve"> dot </w:t>
+      </w:r>
+      <w:r>
+        <w:rPr>
+          <w:rFonts w:cs="B Nazanin"/>
+          <w:sz w:val="28"/>
+          <w:szCs w:val="28"/>
+          <w:lang w:bidi="fa-IR"/>
+        </w:rPr>
+        <w:t>net</w:t>
       </w:r>
       <w:r>
         <w:rPr>
@@ -1511,6 +1564,7 @@
           <w:rtl/>
           <w:lang w:bidi="fa-IR"/>
         </w:rPr>
+        <w:lastRenderedPageBreak/>
         <w:t>دیتای که از سمت سرور و کلاینت ارسال می شود باید جامع باشد که امکان ویرایش داده باشد و دیتای جدید ایجاد شود</w:t>
       </w:r>
       <w:r>
@@ -1546,8 +1600,19 @@
           <w:rtl/>
           <w:lang w:bidi="fa-IR"/>
         </w:rPr>
-        <w:lastRenderedPageBreak/>
-        <w:t>درخواست کی از کلاینت به سرور ارسال می شود باید تمامی اطلاعات مورد نیاز سرور را ارسال کند و همچنین سرور نیز اطلاعات مورد نیاز کلاینت را ارسال کند و کم کاستی نباشد</w:t>
+        <w:t>درخواست که</w:t>
+      </w:r>
+      <w:bookmarkStart w:id="0" w:name="_GoBack"/>
+      <w:bookmarkEnd w:id="0"/>
+      <w:r>
+        <w:rPr>
+          <w:rFonts w:cs="B Nazanin" w:hint="cs"/>
+          <w:sz w:val="28"/>
+          <w:szCs w:val="28"/>
+          <w:rtl/>
+          <w:lang w:bidi="fa-IR"/>
+        </w:rPr>
+        <w:t xml:space="preserve"> از کلاینت به سرور ارسال می شود باید تمامی اطلاعات مورد نیاز سرور را ارسال کند و همچنین سرور نیز اطلاعات مورد نیاز کلاینت را ارسال کند و کم کاستی نباشد</w:t>
       </w:r>
       <w:r>
         <w:rPr>
@@ -2118,7 +2183,6 @@
           <w:szCs w:val="36"/>
           <w:lang w:bidi="fa-IR"/>
         </w:rPr>
-        <w:lastRenderedPageBreak/>
         <w:t>Rest</w:t>
       </w:r>
       <w:r>
@@ -2496,17 +2560,38 @@
           <w:szCs w:val="28"/>
           <w:lang w:bidi="fa-IR"/>
         </w:rPr>
-        <w:t xml:space="preserve"> product </w:t>
-      </w:r>
-      <w:r>
-        <w:rPr>
-          <w:rFonts w:cs="B Nazanin" w:hint="cs"/>
-          <w:sz w:val="28"/>
-          <w:szCs w:val="28"/>
-          <w:rtl/>
-          <w:lang w:bidi="fa-IR"/>
-        </w:rPr>
-        <w:t xml:space="preserve"> داریم منبع و </w:t>
+        <w:t xml:space="preserve"> </w:t>
+      </w:r>
+      <w:proofErr w:type="gramStart"/>
+      <w:r>
+        <w:rPr>
+          <w:rFonts w:cs="B Nazanin"/>
+          <w:sz w:val="28"/>
+          <w:szCs w:val="28"/>
+          <w:lang w:bidi="fa-IR"/>
+        </w:rPr>
+        <w:t xml:space="preserve">product </w:t>
+      </w:r>
+      <w:r>
+        <w:rPr>
+          <w:rFonts w:cs="B Nazanin" w:hint="cs"/>
+          <w:sz w:val="28"/>
+          <w:szCs w:val="28"/>
+          <w:rtl/>
+          <w:lang w:bidi="fa-IR"/>
+        </w:rPr>
+        <w:t xml:space="preserve"> داریم</w:t>
+      </w:r>
+      <w:proofErr w:type="gramEnd"/>
+      <w:r>
+        <w:rPr>
+          <w:rFonts w:cs="B Nazanin" w:hint="cs"/>
+          <w:sz w:val="28"/>
+          <w:szCs w:val="28"/>
+          <w:rtl/>
+          <w:lang w:bidi="fa-IR"/>
+        </w:rPr>
+        <w:t xml:space="preserve"> منبع و </w:t>
       </w:r>
       <w:r>
         <w:rPr>
@@ -2900,7 +2985,6 @@
           <w:sz w:val="28"/>
           <w:szCs w:val="28"/>
           <w:rtl/>
-          <w:lang w:val="fa-IR" w:bidi="fa-IR"/>
         </w:rPr>
         <w:drawing>
           <wp:inline distT="0" distB="0" distL="0" distR="0" wp14:anchorId="3C0FBDB6" wp14:editId="42D662B8">
@@ -3157,16 +3241,7 @@
           <w:szCs w:val="28"/>
           <w:lang w:bidi="fa-IR"/>
         </w:rPr>
-        <w:t>From</w:t>
-      </w:r>
-      <w:r>
-        <w:rPr>
-          <w:rFonts w:cs="B Nazanin"/>
-          <w:sz w:val="28"/>
-          <w:szCs w:val="28"/>
-          <w:lang w:bidi="fa-IR"/>
-        </w:rPr>
-        <w:t>Header</w:t>
+        <w:t>FromHeader</w:t>
       </w:r>
       <w:proofErr w:type="spellEnd"/>
       <w:r>
@@ -3216,16 +3291,7 @@
           <w:szCs w:val="28"/>
           <w:lang w:bidi="fa-IR"/>
         </w:rPr>
-        <w:t>From</w:t>
-      </w:r>
-      <w:r>
-        <w:rPr>
-          <w:rFonts w:cs="B Nazanin"/>
-          <w:sz w:val="28"/>
-          <w:szCs w:val="28"/>
-          <w:lang w:bidi="fa-IR"/>
-        </w:rPr>
-        <w:t>Form</w:t>
+        <w:t>FromForm</w:t>
       </w:r>
       <w:proofErr w:type="spellEnd"/>
       <w:r>
@@ -3275,16 +3341,7 @@
           <w:szCs w:val="28"/>
           <w:lang w:bidi="fa-IR"/>
         </w:rPr>
-        <w:t>From</w:t>
-      </w:r>
-      <w:r>
-        <w:rPr>
-          <w:rFonts w:cs="B Nazanin"/>
-          <w:sz w:val="28"/>
-          <w:szCs w:val="28"/>
-          <w:lang w:bidi="fa-IR"/>
-        </w:rPr>
-        <w:t>Body</w:t>
+        <w:t>FromBody</w:t>
       </w:r>
       <w:proofErr w:type="spellEnd"/>
       <w:r>
@@ -3330,7 +3387,7 @@
       <w:pPr>
         <w:bidi/>
         <w:rPr>
-          <w:rFonts w:cs="B Nazanin" w:hint="cs"/>
+          <w:rFonts w:cs="B Nazanin"/>
           <w:sz w:val="28"/>
           <w:szCs w:val="28"/>
           <w:rtl/>
@@ -3354,16 +3411,7 @@
           <w:szCs w:val="28"/>
           <w:lang w:bidi="fa-IR"/>
         </w:rPr>
-        <w:t>From</w:t>
-      </w:r>
-      <w:r>
-        <w:rPr>
-          <w:rFonts w:cs="B Nazanin"/>
-          <w:sz w:val="28"/>
-          <w:szCs w:val="28"/>
-          <w:lang w:bidi="fa-IR"/>
-        </w:rPr>
-        <w:t>Query</w:t>
+        <w:t>FromQuery</w:t>
       </w:r>
       <w:proofErr w:type="spellEnd"/>
       <w:r>
@@ -3383,6 +3431,117 @@
           <w:rtl/>
           <w:lang w:bidi="fa-IR"/>
         </w:rPr>
+        <w:t xml:space="preserve"> موارد ساده </w:t>
+      </w:r>
+    </w:p>
+    <w:p>
+      <w:pPr>
+        <w:bidi/>
+        <w:rPr>
+          <w:rFonts w:cs="B Nazanin"/>
+          <w:sz w:val="28"/>
+          <w:szCs w:val="28"/>
+          <w:rtl/>
+          <w:lang w:bidi="fa-IR"/>
+        </w:rPr>
+      </w:pPr>
+      <w:r>
+        <w:rPr>
+          <w:rFonts w:cs="B Nazanin" w:hint="cs"/>
+          <w:sz w:val="28"/>
+          <w:szCs w:val="28"/>
+          <w:rtl/>
+          <w:lang w:bidi="fa-IR"/>
+        </w:rPr>
+        <w:t xml:space="preserve">این </w:t>
+      </w:r>
+      <w:r>
+        <w:rPr>
+          <w:rFonts w:cs="B Nazanin"/>
+          <w:sz w:val="28"/>
+          <w:szCs w:val="28"/>
+          <w:lang w:bidi="fa-IR"/>
+        </w:rPr>
+        <w:t>attribute</w:t>
+      </w:r>
+      <w:r>
+        <w:rPr>
+          <w:rFonts w:cs="B Nazanin" w:hint="cs"/>
+          <w:sz w:val="28"/>
+          <w:szCs w:val="28"/>
+          <w:rtl/>
+          <w:lang w:bidi="fa-IR"/>
+        </w:rPr>
+        <w:t xml:space="preserve"> هارو می توانیم در </w:t>
+      </w:r>
+      <w:proofErr w:type="spellStart"/>
+      <w:r>
+        <w:rPr>
+          <w:rFonts w:cs="B Nazanin"/>
+          <w:sz w:val="28"/>
+          <w:szCs w:val="28"/>
+          <w:lang w:bidi="fa-IR"/>
+        </w:rPr>
+        <w:t>api</w:t>
+      </w:r>
+      <w:proofErr w:type="spellEnd"/>
+      <w:r>
+        <w:rPr>
+          <w:rFonts w:cs="B Nazanin" w:hint="cs"/>
+          <w:sz w:val="28"/>
+          <w:szCs w:val="28"/>
+          <w:rtl/>
+          <w:lang w:bidi="fa-IR"/>
+        </w:rPr>
+        <w:t xml:space="preserve"> خود بزاریم تا بر اساس روش های مختلف </w:t>
+      </w:r>
+      <w:r>
+        <w:rPr>
+          <w:rFonts w:cs="B Nazanin"/>
+          <w:sz w:val="28"/>
+          <w:szCs w:val="28"/>
+          <w:lang w:bidi="fa-IR"/>
+        </w:rPr>
+        <w:t>model binding</w:t>
+      </w:r>
+      <w:r>
+        <w:rPr>
+          <w:rFonts w:cs="B Nazanin" w:hint="cs"/>
+          <w:sz w:val="28"/>
+          <w:szCs w:val="28"/>
+          <w:rtl/>
+          <w:lang w:bidi="fa-IR"/>
+        </w:rPr>
+        <w:t xml:space="preserve"> انجام بگیرد و اولویت آن را مشخص می کنیم به این روش.</w:t>
+      </w:r>
+    </w:p>
+    <w:p>
+      <w:pPr>
+        <w:bidi/>
+        <w:rPr>
+          <w:rFonts w:cs="B Nazanin"/>
+          <w:sz w:val="28"/>
+          <w:szCs w:val="28"/>
+          <w:lang w:bidi="fa-IR"/>
+        </w:rPr>
+      </w:pPr>
+      <w:r>
+        <w:rPr>
+          <w:rFonts w:cs="B Nazanin" w:hint="cs"/>
+          <w:sz w:val="28"/>
+          <w:szCs w:val="28"/>
+          <w:rtl/>
+          <w:lang w:bidi="fa-IR"/>
+        </w:rPr>
+        <w:t>نکته :</w:t>
+      </w:r>
+      <w:r>
+        <w:rPr>
+          <w:rFonts w:cs="B Nazanin"/>
+          <w:sz w:val="28"/>
+          <w:szCs w:val="28"/>
+          <w:lang w:bidi="fa-IR"/>
+        </w:rPr>
         <w:t xml:space="preserve"> </w:t>
       </w:r>
       <w:r>
@@ -3393,127 +3552,6 @@
           <w:rtl/>
           <w:lang w:bidi="fa-IR"/>
         </w:rPr>
-        <w:t xml:space="preserve">موارد ساده </w:t>
-      </w:r>
-    </w:p>
-    <w:p>
-      <w:pPr>
-        <w:bidi/>
-        <w:rPr>
-          <w:rFonts w:cs="B Nazanin"/>
-          <w:sz w:val="28"/>
-          <w:szCs w:val="28"/>
-          <w:rtl/>
-          <w:lang w:bidi="fa-IR"/>
-        </w:rPr>
-      </w:pPr>
-      <w:r>
-        <w:rPr>
-          <w:rFonts w:cs="B Nazanin" w:hint="cs"/>
-          <w:sz w:val="28"/>
-          <w:szCs w:val="28"/>
-          <w:rtl/>
-          <w:lang w:bidi="fa-IR"/>
-        </w:rPr>
-        <w:t xml:space="preserve">این </w:t>
-      </w:r>
-      <w:r>
-        <w:rPr>
-          <w:rFonts w:cs="B Nazanin"/>
-          <w:sz w:val="28"/>
-          <w:szCs w:val="28"/>
-          <w:lang w:bidi="fa-IR"/>
-        </w:rPr>
-        <w:t>attribute</w:t>
-      </w:r>
-      <w:r>
-        <w:rPr>
-          <w:rFonts w:cs="B Nazanin" w:hint="cs"/>
-          <w:sz w:val="28"/>
-          <w:szCs w:val="28"/>
-          <w:rtl/>
-          <w:lang w:bidi="fa-IR"/>
-        </w:rPr>
-        <w:t xml:space="preserve"> هارو می توانیم در </w:t>
-      </w:r>
-      <w:proofErr w:type="spellStart"/>
-      <w:r>
-        <w:rPr>
-          <w:rFonts w:cs="B Nazanin"/>
-          <w:sz w:val="28"/>
-          <w:szCs w:val="28"/>
-          <w:lang w:bidi="fa-IR"/>
-        </w:rPr>
-        <w:t>api</w:t>
-      </w:r>
-      <w:proofErr w:type="spellEnd"/>
-      <w:r>
-        <w:rPr>
-          <w:rFonts w:cs="B Nazanin" w:hint="cs"/>
-          <w:sz w:val="28"/>
-          <w:szCs w:val="28"/>
-          <w:rtl/>
-          <w:lang w:bidi="fa-IR"/>
-        </w:rPr>
-        <w:t xml:space="preserve"> خود بزاریم تا بر اساس روش های مختلف </w:t>
-      </w:r>
-      <w:r>
-        <w:rPr>
-          <w:rFonts w:cs="B Nazanin"/>
-          <w:sz w:val="28"/>
-          <w:szCs w:val="28"/>
-          <w:lang w:bidi="fa-IR"/>
-        </w:rPr>
-        <w:t>model binding</w:t>
-      </w:r>
-      <w:r>
-        <w:rPr>
-          <w:rFonts w:cs="B Nazanin" w:hint="cs"/>
-          <w:sz w:val="28"/>
-          <w:szCs w:val="28"/>
-          <w:rtl/>
-          <w:lang w:bidi="fa-IR"/>
-        </w:rPr>
-        <w:t xml:space="preserve"> انجام بگیرد و اولویت آن را مشخص می کنیم به این روش.</w:t>
-      </w:r>
-    </w:p>
-    <w:p>
-      <w:pPr>
-        <w:bidi/>
-        <w:rPr>
-          <w:rFonts w:cs="B Nazanin"/>
-          <w:sz w:val="28"/>
-          <w:szCs w:val="28"/>
-          <w:lang w:bidi="fa-IR"/>
-        </w:rPr>
-      </w:pPr>
-      <w:r>
-        <w:rPr>
-          <w:rFonts w:cs="B Nazanin" w:hint="cs"/>
-          <w:sz w:val="28"/>
-          <w:szCs w:val="28"/>
-          <w:rtl/>
-          <w:lang w:bidi="fa-IR"/>
-        </w:rPr>
-        <w:t>نکته :</w:t>
-      </w:r>
-      <w:r>
-        <w:rPr>
-          <w:rFonts w:cs="B Nazanin"/>
-          <w:sz w:val="28"/>
-          <w:szCs w:val="28"/>
-          <w:lang w:bidi="fa-IR"/>
-        </w:rPr>
-        <w:t xml:space="preserve"> </w:t>
-      </w:r>
-      <w:r>
-        <w:rPr>
-          <w:rFonts w:cs="B Nazanin" w:hint="cs"/>
-          <w:sz w:val="28"/>
-          <w:szCs w:val="28"/>
-          <w:rtl/>
-          <w:lang w:bidi="fa-IR"/>
-        </w:rPr>
         <w:t xml:space="preserve"> اگر </w:t>
       </w:r>
       <w:r>
@@ -3609,84 +3647,75 @@
           <w:sz w:val="28"/>
           <w:szCs w:val="28"/>
           <w:rtl/>
-          <w:lang w:bidi="fa-IR"/>
-        </w:rPr>
-        <w:t xml:space="preserve"> </w:t>
-      </w:r>
-      <w:r>
-        <w:rPr>
-          <w:rFonts w:cs="B Nazanin"/>
-          <w:sz w:val="28"/>
-          <w:szCs w:val="28"/>
-          <w:lang w:bidi="fa-IR"/>
-        </w:rPr>
-        <w:t>Method</w:t>
-      </w:r>
-      <w:r>
-        <w:rPr>
-          <w:rFonts w:cs="B Nazanin"/>
-          <w:sz w:val="28"/>
-          <w:szCs w:val="28"/>
-          <w:lang w:bidi="fa-IR"/>
-        </w:rPr>
-        <w:t xml:space="preserve"> </w:t>
-      </w:r>
-      <w:r>
-        <w:rPr>
-          <w:rFonts w:cs="B Nazanin"/>
-          <w:sz w:val="28"/>
-          <w:szCs w:val="28"/>
-          <w:lang w:bidi="fa-IR"/>
-        </w:rPr>
-        <w:t>n</w:t>
-      </w:r>
-      <w:r>
-        <w:rPr>
-          <w:rFonts w:cs="B Nazanin"/>
-          <w:sz w:val="28"/>
-          <w:szCs w:val="28"/>
-          <w:lang w:bidi="fa-IR"/>
-        </w:rPr>
-        <w:t>ot allowed</w:t>
-      </w:r>
-    </w:p>
-    <w:p>
-      <w:pPr>
-        <w:bidi/>
-        <w:rPr>
-          <w:rFonts w:cs="B Nazanin"/>
-          <w:sz w:val="28"/>
-          <w:szCs w:val="28"/>
-          <w:lang w:bidi="fa-IR"/>
-        </w:rPr>
-      </w:pPr>
-      <w:r>
-        <w:rPr>
-          <w:rFonts w:cs="B Nazanin"/>
-          <w:sz w:val="28"/>
-          <w:szCs w:val="28"/>
           <w:lang w:bidi="fa-IR"/>
         </w:rPr>
         <w:lastRenderedPageBreak/>
         <w:t xml:space="preserve"> </w:t>
       </w:r>
-    </w:p>
-    <w:p>
-      <w:pPr>
-        <w:bidi/>
-        <w:rPr>
-          <w:rFonts w:cs="B Nazanin"/>
-          <w:sz w:val="28"/>
-          <w:szCs w:val="28"/>
-          <w:lang w:bidi="fa-IR"/>
-        </w:rPr>
-      </w:pPr>
-    </w:p>
-    <w:p>
-      <w:pPr>
-        <w:bidi/>
-        <w:rPr>
-          <w:rFonts w:cs="B Nazanin" w:hint="cs"/>
+      <w:r>
+        <w:rPr>
+          <w:rFonts w:cs="B Nazanin"/>
+          <w:sz w:val="28"/>
+          <w:szCs w:val="28"/>
+          <w:lang w:bidi="fa-IR"/>
+        </w:rPr>
+        <w:t>Method</w:t>
+      </w:r>
+      <w:r>
+        <w:rPr>
+          <w:rFonts w:cs="B Nazanin"/>
+          <w:sz w:val="28"/>
+          <w:szCs w:val="28"/>
+          <w:lang w:bidi="fa-IR"/>
+        </w:rPr>
+        <w:t xml:space="preserve"> </w:t>
+      </w:r>
+      <w:r>
+        <w:rPr>
+          <w:rFonts w:cs="B Nazanin"/>
+          <w:sz w:val="28"/>
+          <w:szCs w:val="28"/>
+          <w:lang w:bidi="fa-IR"/>
+        </w:rPr>
+        <w:t>not allowed</w:t>
+      </w:r>
+    </w:p>
+    <w:p>
+      <w:pPr>
+        <w:bidi/>
+        <w:rPr>
+          <w:rFonts w:cs="B Nazanin"/>
+          <w:sz w:val="28"/>
+          <w:szCs w:val="28"/>
+          <w:lang w:bidi="fa-IR"/>
+        </w:rPr>
+      </w:pPr>
+      <w:r>
+        <w:rPr>
+          <w:rFonts w:cs="B Nazanin"/>
+          <w:sz w:val="28"/>
+          <w:szCs w:val="28"/>
+          <w:lang w:bidi="fa-IR"/>
+        </w:rPr>
+        <w:t xml:space="preserve"> </w:t>
+      </w:r>
+    </w:p>
+    <w:p>
+      <w:pPr>
+        <w:bidi/>
+        <w:rPr>
+          <w:rFonts w:cs="B Nazanin"/>
+          <w:sz w:val="28"/>
+          <w:szCs w:val="28"/>
+          <w:lang w:bidi="fa-IR"/>
+        </w:rPr>
+      </w:pPr>
+    </w:p>
+    <w:p>
+      <w:pPr>
+        <w:bidi/>
+        <w:rPr>
+          <w:rFonts w:cs="B Nazanin"/>
           <w:sz w:val="28"/>
           <w:szCs w:val="28"/>
           <w:lang w:bidi="fa-IR"/>
@@ -3698,7 +3727,6 @@
           <w:noProof/>
           <w:sz w:val="28"/>
           <w:szCs w:val="28"/>
-          <w:lang w:bidi="fa-IR"/>
         </w:rPr>
         <w:drawing>
           <wp:inline distT="0" distB="0" distL="0" distR="0" wp14:anchorId="13F2C84F" wp14:editId="6BE9F9E0">
@@ -3748,7 +3776,6 @@
           <w:noProof/>
           <w:sz w:val="28"/>
           <w:szCs w:val="28"/>
-          <w:lang w:bidi="fa-IR"/>
         </w:rPr>
         <w:drawing>
           <wp:inline distT="0" distB="0" distL="0" distR="0" wp14:anchorId="347EC600" wp14:editId="0A23E4CA">
@@ -3815,7 +3842,7 @@
 </file>
 
 <file path=word/numbering.xml><?xml version="1.0" encoding="utf-8"?>
-<w:numbering xmlns:wpc="http://schemas.microsoft.com/office/word/2010/wordprocessingCanvas" xmlns:cx="http://schemas.microsoft.com/office/drawing/2014/chartex" xmlns:cx1="http://schemas.microsoft.com/office/drawing/2015/9/8/chartex" xmlns:cx2="http://schemas.microsoft.com/office/drawing/2015/10/21/chartex" xmlns:cx3="http://schemas.microsoft.com/office/drawing/2016/5/9/chartex" xmlns:cx4="http://schemas.microsoft.com/office/drawing/2016/5/10/chartex" xmlns:cx5="http://schemas.microsoft.com/office/drawing/2016/5/11/chartex" xmlns:cx6="http://schemas.microsoft.com/office/drawing/2016/5/12/chartex" xmlns:cx7="http://schemas.microsoft.com/office/drawing/2016/5/13/chartex" xmlns:cx8="http://schemas.microsoft.com/office/drawing/2016/5/14/chartex" xmlns:mc="http://schemas.openxmlformats.org/markup-compatibility/2006" xmlns:aink="http://schemas.microsoft.com/office/drawing/2016/ink" xmlns:am3d="http://schemas.microsoft.com/office/drawing/2017/model3d" xmlns:o="urn:schemas-microsoft-com:office:office" xmlns:oel="http://schemas.microsoft.com/office/2019/extlst" xmlns:r="http://schemas.openxmlformats.org/officeDocument/2006/relationships" xmlns:m="http://schemas.openxmlformats.org/officeDocument/2006/math" xmlns:v="urn:schemas-microsoft-com:vml" xmlns:wp14="http://schemas.microsoft.com/office/word/2010/wordprocessingDrawing" xmlns:wp="http://schemas.openxmlformats.org/drawingml/2006/wordprocessingDrawing" xmlns:w10="urn:schemas-microsoft-com:office:word" xmlns:w="http://schemas.openxmlformats.org/wordprocessingml/2006/main" xmlns:w14="http://schemas.microsoft.com/office/word/2010/wordml" xmlns:w15="http://schemas.microsoft.com/office/word/2012/wordml" xmlns:w16cex="http://schemas.microsoft.com/office/word/2018/wordml/cex" xmlns:w16cid="http://schemas.microsoft.com/office/word/2016/wordml/cid" xmlns:w16="http://schemas.microsoft.com/office/word/2018/wordml" xmlns:w16du="http://schemas.microsoft.com/office/word/2023/wordml/word16du" xmlns:w16sdtdh="http://schemas.microsoft.com/office/word/2020/wordml/sdtdatahash" xmlns:w16sdtfl="http://schemas.microsoft.com/office/word/2024/wordml/sdtformatlock" xmlns:w16se="http://schemas.microsoft.com/office/word/2015/wordml/symex" xmlns:wpg="http://schemas.microsoft.com/office/word/2010/wordprocessingGroup" xmlns:wpi="http://schemas.microsoft.com/office/word/2010/wordprocessingInk" xmlns:wne="http://schemas.microsoft.com/office/word/2006/wordml" xmlns:wps="http://schemas.microsoft.com/office/word/2010/wordprocessingShape" mc:Ignorable="w14 w15 w16se w16cid w16 w16cex w16sdtdh w16sdtfl w16du wp14">
+<w:numbering xmlns:wpc="http://schemas.microsoft.com/office/word/2010/wordprocessingCanvas" xmlns:cx="http://schemas.microsoft.com/office/drawing/2014/chartex" xmlns:cx1="http://schemas.microsoft.com/office/drawing/2015/9/8/chartex" xmlns:mc="http://schemas.openxmlformats.org/markup-compatibility/2006" xmlns:o="urn:schemas-microsoft-com:office:office" xmlns:r="http://schemas.openxmlformats.org/officeDocument/2006/relationships" xmlns:m="http://schemas.openxmlformats.org/officeDocument/2006/math" xmlns:v="urn:schemas-microsoft-com:vml" xmlns:wp14="http://schemas.microsoft.com/office/word/2010/wordprocessingDrawing" xmlns:wp="http://schemas.openxmlformats.org/drawingml/2006/wordprocessingDrawing" xmlns:w10="urn:schemas-microsoft-com:office:word" xmlns:w="http://schemas.openxmlformats.org/wordprocessingml/2006/main" xmlns:w14="http://schemas.microsoft.com/office/word/2010/wordml" xmlns:w15="http://schemas.microsoft.com/office/word/2012/wordml" xmlns:w16se="http://schemas.microsoft.com/office/word/2015/wordml/symex" xmlns:wpg="http://schemas.microsoft.com/office/word/2010/wordprocessingGroup" xmlns:wpi="http://schemas.microsoft.com/office/word/2010/wordprocessingInk" xmlns:wne="http://schemas.microsoft.com/office/word/2006/wordml" xmlns:wps="http://schemas.microsoft.com/office/word/2010/wordprocessingShape" mc:Ignorable="w14 w15 w16se wp14">
   <w:abstractNum w:abstractNumId="0" w15:restartNumberingAfterBreak="0">
     <w:nsid w:val="255F77EA"/>
     <w:multiLevelType w:val="hybridMultilevel"/>
@@ -4015,17 +4042,17 @@
       </w:rPr>
     </w:lvl>
   </w:abstractNum>
-  <w:num w:numId="1" w16cid:durableId="1351645560">
+  <w:num w:numId="1">
     <w:abstractNumId w:val="1"/>
   </w:num>
-  <w:num w:numId="2" w16cid:durableId="619143281">
+  <w:num w:numId="2">
     <w:abstractNumId w:val="0"/>
   </w:num>
 </w:numbering>
 </file>
 
 <file path=word/styles.xml><?xml version="1.0" encoding="utf-8"?>
-<w:styles xmlns:mc="http://schemas.openxmlformats.org/markup-compatibility/2006" xmlns:r="http://schemas.openxmlformats.org/officeDocument/2006/relationships" xmlns:w="http://schemas.openxmlformats.org/wordprocessingml/2006/main" xmlns:w14="http://schemas.microsoft.com/office/word/2010/wordml" xmlns:w15="http://schemas.microsoft.com/office/word/2012/wordml" xmlns:w16cex="http://schemas.microsoft.com/office/word/2018/wordml/cex" xmlns:w16cid="http://schemas.microsoft.com/office/word/2016/wordml/cid" xmlns:w16="http://schemas.microsoft.com/office/word/2018/wordml" xmlns:w16du="http://schemas.microsoft.com/office/word/2023/wordml/word16du" xmlns:w16sdtdh="http://schemas.microsoft.com/office/word/2020/wordml/sdtdatahash" xmlns:w16sdtfl="http://schemas.microsoft.com/office/word/2024/wordml/sdtformatlock" xmlns:w16se="http://schemas.microsoft.com/office/word/2015/wordml/symex" mc:Ignorable="w14 w15 w16se w16cid w16 w16cex w16sdtdh w16sdtfl w16du">
+<w:styles xmlns:mc="http://schemas.openxmlformats.org/markup-compatibility/2006" xmlns:r="http://schemas.openxmlformats.org/officeDocument/2006/relationships" xmlns:w="http://schemas.openxmlformats.org/wordprocessingml/2006/main" xmlns:w14="http://schemas.microsoft.com/office/word/2010/wordml" xmlns:w15="http://schemas.microsoft.com/office/word/2012/wordml" xmlns:w16se="http://schemas.microsoft.com/office/word/2015/wordml/symex" mc:Ignorable="w14 w15 w16se">
   <w:docDefaults>
     <w:rPrDefault>
       <w:rPr>
@@ -4043,7 +4070,7 @@
       </w:pPr>
     </w:pPrDefault>
   </w:docDefaults>
-  <w:latentStyles w:defLockedState="0" w:defUIPriority="99" w:defSemiHidden="0" w:defUnhideWhenUsed="0" w:defQFormat="0" w:count="376">
+  <w:latentStyles w:defLockedState="0" w:defUIPriority="99" w:defSemiHidden="0" w:defUnhideWhenUsed="0" w:defQFormat="0" w:count="371">
     <w:lsdException w:name="Normal" w:uiPriority="0" w:qFormat="1"/>
     <w:lsdException w:name="heading 1" w:uiPriority="9" w:qFormat="1"/>
     <w:lsdException w:name="heading 2" w:semiHidden="1" w:uiPriority="9" w:unhideWhenUsed="1" w:qFormat="1"/>
@@ -4415,11 +4442,6 @@
     <w:lsdException w:name="List Table 5 Dark Accent 6" w:uiPriority="50"/>
     <w:lsdException w:name="List Table 6 Colorful Accent 6" w:uiPriority="51"/>
     <w:lsdException w:name="List Table 7 Colorful Accent 6" w:uiPriority="52"/>
-    <w:lsdException w:name="Mention" w:semiHidden="1" w:unhideWhenUsed="1"/>
-    <w:lsdException w:name="Smart Hyperlink" w:semiHidden="1" w:unhideWhenUsed="1"/>
-    <w:lsdException w:name="Hashtag" w:semiHidden="1" w:unhideWhenUsed="1"/>
-    <w:lsdException w:name="Unresolved Mention" w:semiHidden="1" w:unhideWhenUsed="1"/>
-    <w:lsdException w:name="Smart Link" w:semiHidden="1" w:unhideWhenUsed="1"/>
   </w:latentStyles>
   <w:style w:type="paragraph" w:default="1" w:styleId="Normal">
     <w:name w:val="Normal"/>
